--- a/assets/templates/1791968011_1_orang_PAPBD.docx
+++ b/assets/templates/1791968011_1_orang_PAPBD.docx
@@ -6,6 +6,14 @@
       <w:tblPr>
         <w:tblW w:w="10495" w:type="dxa"/>
         <w:tblInd w:w="-289" w:type="dxa"/>
+        <w:tblBorders>
+          <w:top w:val="single" w:sz="4" w:space="0" w:color="auto"/>
+          <w:left w:val="single" w:sz="4" w:space="0" w:color="auto"/>
+          <w:bottom w:val="single" w:sz="4" w:space="0" w:color="auto"/>
+          <w:right w:val="single" w:sz="4" w:space="0" w:color="auto"/>
+          <w:insideH w:val="single" w:sz="4" w:space="0" w:color="auto"/>
+          <w:insideV w:val="single" w:sz="4" w:space="0" w:color="auto"/>
+        </w:tblBorders>
         <w:tblLayout w:type="fixed"/>
         <w:tblLook w:val="01E0" w:firstRow="1" w:lastRow="1" w:firstColumn="1" w:lastColumn="1" w:noHBand="0" w:noVBand="0"/>
       </w:tblPr>
